--- a/docs/commercial/loop-pass-b2b/word/12-CARTE-VISITE-ENTREPRISE-EN-COURS.docx
+++ b/docs/commercial/loop-pass-b2b/word/12-CARTE-VISITE-ENTREPRISE-EN-COURS.docx
@@ -7,7 +7,7 @@
         <w:pStyle w:val="Heading1"/>
       </w:pPr>
       <w:r>
-        <w:t>Cartes de visite — Nom de société avant immatriculation</w:t>
+        <w:t>Cartes de visite — AELY (imprimées avant RCCM janvier 2027)</w:t>
       </w:r>
     </w:p>
     <w:p>
@@ -23,52 +23,68 @@
         <w:spacing w:line="240" w:lineRule="auto"/>
       </w:pPr>
       <w:r>
-        <w:t xml:space="preserve">Vous avez </w:t>
+        <w:t xml:space="preserve">Vous avez imprimé des cartes avec le nom </w:t>
       </w:r>
       <w:r>
         <w:rPr>
           <w:b/>
         </w:rPr>
-        <w:t>déjà imprimé</w:t>
+        <w:t>AELY</w:t>
       </w:r>
       <w:r>
-        <w:t xml:space="preserve"> des cartes avec le </w:t>
+        <w:t xml:space="preserve"> (ou AELY Group).</w:t>
+      </w:r>
+    </w:p>
+    <w:p>
+      <w:pPr>
+        <w:spacing w:line="240" w:lineRule="auto"/>
+      </w:pPr>
+      <w:r>
+        <w:t xml:space="preserve">Le site </w:t>
       </w:r>
       <w:r>
         <w:rPr>
           <w:b/>
         </w:rPr>
-        <w:t>nom de l’entreprise</w:t>
+        <w:t>https://aelygroup.com</w:t>
       </w:r>
       <w:r>
-        <w:t xml:space="preserve"> que vous créerez </w:t>
+        <w:t xml:space="preserve"> est </w:t>
       </w:r>
       <w:r>
         <w:rPr>
           <w:b/>
         </w:rPr>
-        <w:t>en janvier 2027</w:t>
+        <w:t>en ligne</w:t>
       </w:r>
       <w:r>
-        <w:t xml:space="preserve">, et vous les utiliserez </w:t>
+        <w:t xml:space="preserve"> (AELY — solutions numériques &amp; data, Conakry).</w:t>
+      </w:r>
+    </w:p>
+    <w:p>
+      <w:pPr>
+        <w:spacing w:line="240" w:lineRule="auto"/>
+      </w:pPr>
+      <w:r>
+        <w:t>L’</w:t>
       </w:r>
       <w:r>
         <w:rPr>
           <w:b/>
         </w:rPr>
-        <w:t>en décembre 2026</w:t>
+        <w:t>immatriculation formelle</w:t>
       </w:r>
       <w:r>
-        <w:t xml:space="preserve"> alors que la société </w:t>
+        <w:t xml:space="preserve"> (RCCM / NIF pour factures au nom légal) est prévue </w:t>
       </w:r>
       <w:r>
         <w:rPr>
           <w:b/>
         </w:rPr>
-        <w:t>n’existe pas encore</w:t>
+        <w:t>janvier 2027</w:t>
       </w:r>
       <w:r>
-        <w:t xml:space="preserve"> officiellement.</w:t>
+        <w:t>.</w:t>
       </w:r>
     </w:p>
     <w:p/>
@@ -77,7 +93,7 @@
         <w:pStyle w:val="Heading2"/>
       </w:pPr>
       <w:r>
-        <w:t>Est-ce « très grave » ?</w:t>
+        <w:t>Est-ce grave d’utiliser ces cartes en décembre 2026 ?</w:t>
       </w:r>
     </w:p>
     <w:p>
@@ -89,10 +105,10 @@
         <w:rPr>
           <w:b/>
         </w:rPr>
-        <w:t>En pratique, non — ce n’est en général pas très grave</w:t>
+        <w:t>Non — c’est même cohérent et rassurant</w:t>
       </w:r>
       <w:r>
-        <w:t>, surtout si :</w:t>
+        <w:t>, à condition de :</w:t>
       </w:r>
     </w:p>
     <w:p>
@@ -100,7 +116,7 @@
         <w:pStyle w:val="ListNumber"/>
       </w:pPr>
       <w:r>
-        <w:t>Le nom sur la carte est **celui que vous allez réellement immatriculer** (pas un nom fictif).</w:t>
+        <w:t>**Ne pas imprimer** de numéros **RCCM / NIF** tant qu’ils ne sont **pas** officiels.</w:t>
       </w:r>
     </w:p>
     <w:p>
@@ -108,7 +124,7 @@
         <w:pStyle w:val="ListNumber"/>
       </w:pPr>
       <w:r>
-        <w:t>Vous **ne mentionnez pas** de numéros **RCCM / NIF** que vous n’avez pas encore.</w:t>
+        <w:t>Renforcer la preuve avec **aelygroup.com** en RDV (« voici notre site groupe »).</w:t>
       </w:r>
     </w:p>
     <w:p>
@@ -116,7 +132,7 @@
         <w:pStyle w:val="ListNumber"/>
       </w:pPr>
       <w:r>
-        <w:t>Vous **ne facturez pas** au nom de la société avant qu’elle existe (décembre = essai / pas de facture société, ou reçu au nom de la personne — voir convention doc 09).</w:t>
+        <w:t>Ne pas **facturer** au nom de la société immatriculée avant **janvier 2027** sans avis comptable (essai + convention doc 09).</w:t>
       </w:r>
     </w:p>
     <w:p>
@@ -124,7 +140,7 @@
         <w:pStyle w:val="ListNumber"/>
       </w:pPr>
       <w:r>
-        <w:t>À l’oral, vous pouvez dire : *« La société est **en cours de création** ; le service THE LOOP Pass, c’est ce que je vous montre aujourd’hui. »*</w:t>
+        <w:t>Si besoin à l’oral : *« AELY, c’est notre structure ; l’immatriculation RCCM est finalisée en janvier ; le service que je vous montre, c’est **THE LOOP Pass**. »*</w:t>
       </w:r>
     </w:p>
     <w:p>
@@ -141,25 +157,7 @@
         <w:t>pas</w:t>
       </w:r>
       <w:r>
-        <w:t xml:space="preserve"> une arnaque si vous êtes </w:t>
-      </w:r>
-      <w:r>
-        <w:rPr>
-          <w:b/>
-        </w:rPr>
-        <w:t>transparente</w:t>
-      </w:r>
-      <w:r>
-        <w:t xml:space="preserve"> et que vous </w:t>
-      </w:r>
-      <w:r>
-        <w:rPr>
-          <w:b/>
-        </w:rPr>
-        <w:t>honorez</w:t>
-      </w:r>
-      <w:r>
-        <w:t xml:space="preserve"> vos engagements (démo, essai, création effective en janvier).</w:t>
+        <w:t xml:space="preserve"> une arnaque : marque + site + démo + documents &gt; nom sans visibilité.</w:t>
       </w:r>
     </w:p>
     <w:p/>
@@ -168,7 +166,7 @@
         <w:pStyle w:val="Heading2"/>
       </w:pPr>
       <w:r>
-        <w:t>Ce qui serait problématique (à éviter)</w:t>
+        <w:t>Ce qui serait problématique</w:t>
       </w:r>
     </w:p>
     <w:p>
@@ -192,13 +190,13 @@
         <w:spacing w:line="240" w:lineRule="auto"/>
       </w:pPr>
       <w:r>
-        <w:t xml:space="preserve">| RCCM / NIF </w:t>
+        <w:t xml:space="preserve">| </w:t>
       </w:r>
       <w:r>
         <w:rPr>
           <w:b/>
         </w:rPr>
-        <w:t>inventés</w:t>
+        <w:t>RCCM / NIF fictifs</w:t>
       </w:r>
       <w:r>
         <w:t xml:space="preserve"> sur la carte | Fausse représentation |</w:t>
@@ -209,16 +207,16 @@
         <w:spacing w:line="240" w:lineRule="auto"/>
       </w:pPr>
       <w:r>
-        <w:t xml:space="preserve">| Demander un </w:t>
+        <w:t xml:space="preserve">| Paiement exigé </w:t>
       </w:r>
       <w:r>
         <w:rPr>
           <w:b/>
         </w:rPr>
-        <w:t>paiement élevé</w:t>
+        <w:t>sans RDV</w:t>
       </w:r>
       <w:r>
-        <w:t xml:space="preserve"> au nom d’une société inexistante | Renforce la méfiance « arnaque » |</w:t>
+        <w:t xml:space="preserve"> au nom « AELY » | Renforce la méfiance |</w:t>
       </w:r>
     </w:p>
     <w:p>
@@ -226,16 +224,16 @@
         <w:spacing w:line="240" w:lineRule="auto"/>
       </w:pPr>
       <w:r>
-        <w:t xml:space="preserve">| Nom sur la carte </w:t>
+        <w:t xml:space="preserve">| Carte </w:t>
       </w:r>
       <w:r>
         <w:rPr>
           <w:b/>
         </w:rPr>
-        <w:t>≠</w:t>
+        <w:t>sans</w:t>
       </w:r>
       <w:r>
-        <w:t xml:space="preserve"> futur nom légal | Contrats et factures incohérents |</w:t>
+        <w:t xml:space="preserve"> moyen de vérifier (ni site, ni tel) | Pire qu’AELY + aelygroup.com |</w:t>
       </w:r>
     </w:p>
     <w:p/>
@@ -244,7 +242,60 @@
         <w:pStyle w:val="Heading2"/>
       </w:pPr>
       <w:r>
-        <w:t>Comment utiliser vos cartes en décembre (sans les jeter)</w:t>
+        <w:t>Modèle carte recommandé (aligné avec vos cartes actuelles)</w:t>
+      </w:r>
+    </w:p>
+    <w:p>
+      <w:pPr>
+        <w:pStyle w:val="IntenseQuote"/>
+      </w:pPr>
+      <w:r>
+        <w:t>AELY</w:t>
+      </w:r>
+    </w:p>
+    <w:p>
+      <w:pPr>
+        <w:pStyle w:val="IntenseQuote"/>
+      </w:pPr>
+      <w:r>
+        <w:t>Solutions numériques · Conakry</w:t>
+      </w:r>
+    </w:p>
+    <w:p>
+      <w:pPr>
+        <w:pStyle w:val="IntenseQuote"/>
+      </w:pPr>
+      <w:r>
+        <w:t>aelygroup.com</w:t>
+      </w:r>
+    </w:p>
+    <w:p>
+      <w:pPr>
+        <w:pStyle w:val="IntenseQuote"/>
+      </w:pPr>
+    </w:p>
+    <w:p>
+      <w:pPr>
+        <w:pStyle w:val="IntenseQuote"/>
+      </w:pPr>
+      <w:r>
+        <w:t>[Prénom Nom]</w:t>
+      </w:r>
+    </w:p>
+    <w:p>
+      <w:pPr>
+        <w:pStyle w:val="IntenseQuote"/>
+      </w:pPr>
+      <w:r>
+        <w:t>THE LOOP Pass · Fidélité commerçants</w:t>
+      </w:r>
+    </w:p>
+    <w:p>
+      <w:pPr>
+        <w:pStyle w:val="IntenseQuote"/>
+      </w:pPr>
+      <w:r>
+        <w:t>pass.theloop-app.com · +224 626 68 06 06</w:t>
       </w:r>
     </w:p>
     <w:p>
@@ -256,32 +307,10 @@
         <w:rPr>
           <w:b/>
         </w:rPr>
-        <w:t>Option A — Utiliser telles quelles</w:t>
+        <w:t>Optionnel</w:t>
       </w:r>
-      <w:r/>
-    </w:p>
-    <w:p>
-      <w:pPr>
-        <w:pStyle w:val="ListBullet"/>
-      </w:pPr>
       <w:r>
-        <w:t>Carte multi-projets avec **THE LOOP Pass** + **site** + **WhatsApp** + **votre prénom**.</w:t>
-      </w:r>
-    </w:p>
-    <w:p>
-      <w:pPr>
-        <w:pStyle w:val="ListBullet"/>
-      </w:pPr>
-      <w:r>
-        <w:t>Si le nom société est présent : ajouter à l’oral *« en cours d’immatriculation »*.</w:t>
-      </w:r>
-    </w:p>
-    <w:p>
-      <w:pPr>
-        <w:pStyle w:val="ListBullet"/>
-      </w:pPr>
-      <w:r>
-        <w:t>Contrats signés au **nom du porteur** + mention projet (doc 09), pas « RCCM ».</w:t>
+        <w:t xml:space="preserve"> (verso ou petite ligne) : *RCCM en cours — janv. 2027*</w:t>
       </w:r>
     </w:p>
     <w:p>
@@ -293,71 +322,19 @@
         <w:rPr>
           <w:b/>
         </w:rPr>
-        <w:t>Option B — Autocollant discret</w:t>
+        <w:t>Uniquement après janvier</w:t>
       </w:r>
       <w:r>
-        <w:t xml:space="preserve"> (si vous voulez être ultra clair)</w:t>
+        <w:t xml:space="preserve"> : ajouter RCCM / NIF sur </w:t>
       </w:r>
-    </w:p>
-    <w:p>
-      <w:pPr>
-        <w:pStyle w:val="ListBullet"/>
-      </w:pPr>
-      <w:r>
-        <w:t>Petit sticker au verso : *« Société en cours d’immatriculation — janv. 2027 »*</w:t>
-      </w:r>
-    </w:p>
-    <w:p>
-      <w:pPr>
-        <w:pStyle w:val="ListBullet"/>
-      </w:pPr>
-      <w:r>
-        <w:t>Ou sticker avec **QR** vers pass.theloop-app.com</w:t>
-      </w:r>
-    </w:p>
-    <w:p>
-      <w:pPr>
-        <w:spacing w:line="240" w:lineRule="auto"/>
-      </w:pPr>
-      <w:r/>
       <w:r>
         <w:rPr>
           <w:b/>
         </w:rPr>
-        <w:t>Option C — Prochaine impression</w:t>
+        <w:t>nouvelle</w:t>
       </w:r>
-      <w:r/>
-    </w:p>
-    <w:p>
-      <w:pPr>
-        <w:pStyle w:val="ListBullet"/>
-      </w:pPr>
       <w:r>
-        <w:t>Ligne 1 : **THE LOOP Pass**</w:t>
-      </w:r>
-    </w:p>
-    <w:p>
-      <w:pPr>
-        <w:pStyle w:val="ListBullet"/>
-      </w:pPr>
-      <w:r>
-        <w:t>Ligne 2 : **[Prénom Nom]** · Fondateur / Directrice</w:t>
-      </w:r>
-    </w:p>
-    <w:p>
-      <w:pPr>
-        <w:pStyle w:val="ListBullet"/>
-      </w:pPr>
-      <w:r>
-        <w:t>Ligne 3 : pass.theloop-app.com · +224 626 68 06 06</w:t>
-      </w:r>
-    </w:p>
-    <w:p>
-      <w:pPr>
-        <w:pStyle w:val="ListBullet"/>
-      </w:pPr>
-      <w:r>
-        <w:t>Ligne 4 (option) : **[Raison sociale]** *(immatriculation en cours)*</w:t>
+        <w:t xml:space="preserve"> impression.</w:t>
       </w:r>
     </w:p>
     <w:p/>
@@ -366,146 +343,47 @@
         <w:pStyle w:val="Heading2"/>
       </w:pPr>
       <w:r>
-        <w:t>Lien avec la confiance commerçants</w:t>
+        <w:t>En RDV décembre — ordre de confiance</w:t>
       </w:r>
     </w:p>
     <w:p>
       <w:pPr>
-        <w:spacing w:line="240" w:lineRule="auto"/>
+        <w:pStyle w:val="ListNumber"/>
       </w:pPr>
       <w:r>
-        <w:t>Les commerçants guinéens se méfient surtout de :</w:t>
+        <w:t>Démo **THE LOOP Pass** sur leur téléphone</w:t>
       </w:r>
     </w:p>
     <w:p>
       <w:pPr>
-        <w:pStyle w:val="ListBullet"/>
+        <w:pStyle w:val="ListNumber"/>
       </w:pPr>
       <w:r>
-        <w:t>Paiement **avant** service ;</w:t>
+        <w:t>**pass.theloop-app.com**</w:t>
       </w:r>
     </w:p>
     <w:p>
       <w:pPr>
-        <w:pStyle w:val="ListBullet"/>
+        <w:pStyle w:val="ListNumber"/>
       </w:pPr>
       <w:r>
-        <w:t>Promesses **floues** ;</w:t>
+        <w:t>**aelygroup.com** (crédibilité structure)</w:t>
       </w:r>
     </w:p>
     <w:p>
       <w:pPr>
-        <w:pStyle w:val="ListBullet"/>
+        <w:pStyle w:val="ListNumber"/>
       </w:pPr>
       <w:r>
-        <w:t>**Aucune** présence physique.</w:t>
+        <w:t>Convention + CGV (docs 09–10)</w:t>
       </w:r>
     </w:p>
     <w:p>
       <w:pPr>
-        <w:spacing w:line="240" w:lineRule="auto"/>
+        <w:pStyle w:val="ListNumber"/>
       </w:pPr>
       <w:r>
-        <w:t xml:space="preserve">Votre carte avec un </w:t>
-      </w:r>
-      <w:r>
-        <w:rPr>
-          <w:b/>
-        </w:rPr>
-        <w:t>nom futur</w:t>
-      </w:r>
-      <w:r>
-        <w:t xml:space="preserve"> est </w:t>
-      </w:r>
-      <w:r>
-        <w:rPr>
-          <w:b/>
-        </w:rPr>
-        <w:t>secondaire</w:t>
-      </w:r>
-      <w:r>
-        <w:t xml:space="preserve"> si vous :</w:t>
-      </w:r>
-    </w:p>
-    <w:p>
-      <w:pPr>
-        <w:pStyle w:val="ListBullet"/>
-      </w:pPr>
-      <w:r>
-        <w:t>Faites la **démo chez eux** ;</w:t>
-      </w:r>
-    </w:p>
-    <w:p>
-      <w:pPr>
-        <w:pStyle w:val="ListBullet"/>
-      </w:pPr>
-      <w:r>
-        <w:t>Proposez **essai 14 j** ;</w:t>
-      </w:r>
-    </w:p>
-    <w:p>
-      <w:pPr>
-        <w:pStyle w:val="ListBullet"/>
-      </w:pPr>
-      <w:r>
-        <w:t>Montrez le **site** et un **document** signé (convention) ;</w:t>
-      </w:r>
-    </w:p>
-    <w:p>
-      <w:pPr>
-        <w:pStyle w:val="ListBullet"/>
-      </w:pPr>
-      <w:r>
-        <w:t>**Reportez facturation société** à janvier.</w:t>
-      </w:r>
-    </w:p>
-    <w:p/>
-    <w:p>
-      <w:pPr>
-        <w:pStyle w:val="Heading2"/>
-      </w:pPr>
-      <w:r>
-        <w:t>Checklist avant RDV décembre</w:t>
-      </w:r>
-    </w:p>
-    <w:p>
-      <w:pPr>
-        <w:pStyle w:val="ListBullet"/>
-      </w:pPr>
-      <w:r>
-        <w:t>Carte : pas de faux RCCM</w:t>
-      </w:r>
-    </w:p>
-    <w:p>
-      <w:pPr>
-        <w:pStyle w:val="ListBullet"/>
-      </w:pPr>
-      <w:r>
-        <w:t>Convention + CGV (PDF ou papier)</w:t>
-      </w:r>
-    </w:p>
-    <w:p>
-      <w:pPr>
-        <w:pStyle w:val="ListBullet"/>
-      </w:pPr>
-      <w:r>
-        <w:t>Phrase oral « société en cours de création » prête</w:t>
-      </w:r>
-    </w:p>
-    <w:p>
-      <w:pPr>
-        <w:pStyle w:val="ListBullet"/>
-      </w:pPr>
-      <w:r>
-        <w:t>WhatsApp pro identifiable (photo, nom)</w:t>
-      </w:r>
-    </w:p>
-    <w:p>
-      <w:pPr>
-        <w:pStyle w:val="ListBullet"/>
-      </w:pPr>
-      <w:r>
-        <w:t>Site à jour (recommandations doc 06)</w:t>
+        <w:t>Essai 14 j · pas de paiement immédiat si prospect froid</w:t>
       </w:r>
     </w:p>
     <w:p/>
@@ -521,42 +399,35 @@
       <w:pPr>
         <w:spacing w:line="240" w:lineRule="auto"/>
       </w:pPr>
-      <w:r/>
       <w:r>
-        <w:rPr>
-          <w:b/>
-        </w:rPr>
-        <w:t>Imprimer le nom de la future société n’est pas une bêtise grave</w:t>
-      </w:r>
-      <w:r>
-        <w:t xml:space="preserve"> : c’est courant en phase de lancement. Soyez </w:t>
+        <w:t xml:space="preserve">Mettre </w:t>
       </w:r>
       <w:r>
         <w:rPr>
           <w:b/>
         </w:rPr>
-        <w:t>transparente</w:t>
+        <w:t>AELY</w:t>
       </w:r>
       <w:r>
-        <w:t xml:space="preserve">, </w:t>
+        <w:t xml:space="preserve"> sur la carte </w:t>
       </w:r>
       <w:r>
         <w:rPr>
           <w:b/>
         </w:rPr>
-        <w:t>ne facturez pas</w:t>
+        <w:t>n’était pas une bêtise</w:t>
       </w:r>
       <w:r>
-        <w:t xml:space="preserve"> au nom de la société avant janvier sans avis comptable, et </w:t>
+        <w:t xml:space="preserve"> : ça correspond au site </w:t>
       </w:r>
       <w:r>
         <w:rPr>
           <w:b/>
         </w:rPr>
-        <w:t>alignez</w:t>
+        <w:t>aelygroup.com</w:t>
       </w:r>
       <w:r>
-        <w:t xml:space="preserve"> les contrats (doc 09 + 11).</w:t>
+        <w:t>.</w:t>
       </w:r>
     </w:p>
     <w:p>
@@ -564,16 +435,25 @@
         <w:spacing w:line="240" w:lineRule="auto"/>
       </w:pPr>
       <w:r>
-        <w:t xml:space="preserve">Pour la prochaine batch de cartes, privilégiez </w:t>
+        <w:t xml:space="preserve">Le seul point de vigilance : </w:t>
       </w:r>
       <w:r>
         <w:rPr>
           <w:b/>
         </w:rPr>
-        <w:t>THE LOOP Pass + votre nom + contacts</w:t>
+        <w:t>RCCM/NIF et factures</w:t>
       </w:r>
       <w:r>
-        <w:t xml:space="preserve"> ; la raison sociale peut apparaître avec *« en cours d’immatriculation »* si vous le souhaitez.</w:t>
+        <w:t xml:space="preserve"> au nom légal à partir de </w:t>
+      </w:r>
+      <w:r>
+        <w:rPr>
+          <w:b/>
+        </w:rPr>
+        <w:t>janvier 2027</w:t>
+      </w:r>
+      <w:r>
+        <w:t xml:space="preserve"> (avenant doc 11).</w:t>
       </w:r>
     </w:p>
     <w:sectPr>
